--- a/docs/BioChain_Whitepaper_v5_40.docx
+++ b/docs/BioChain_Whitepaper_v5_40.docx
@@ -1371,7 +1371,7 @@
           </w:tcPr>
           <w:p>
             <w:r>
-              <w:t xml:space="preserve">React + Vite PWA (wallet v2.2.5)</w:t>
+              <w:t xml:space="preserve">React + Vite PWA (wallet v2.2.6, single unified build via relative API path)</w:t>
             </w:r>
           </w:p>
         </w:tc>
